--- a/Latest/Architect/General Resume Software Architect.docx
+++ b/Latest/Architect/General Resume Software Architect.docx
@@ -399,25 +399,7 @@
                         <w:sz w:val="22"/>
                         <w:szCs w:val="22"/>
                       </w:rPr>
-                      <w:t>https://zeeshan</w:t>
-                    </w:r>
-                    <w:r>
-                      <w:rPr>
-                        <w:rStyle w:val="Hyperlink"/>
-                        <w:rFonts w:ascii="Calibri" w:hAnsi="Calibri"/>
-                        <w:sz w:val="22"/>
-                        <w:szCs w:val="22"/>
-                      </w:rPr>
-                      <w:t>s</w:t>
-                    </w:r>
-                    <w:r>
-                      <w:rPr>
-                        <w:rStyle w:val="Hyperlink"/>
-                        <w:rFonts w:ascii="Calibri" w:hAnsi="Calibri"/>
-                        <w:sz w:val="22"/>
-                        <w:szCs w:val="22"/>
-                      </w:rPr>
-                      <w:t>olutions.netlify.app</w:t>
+                      <w:t>https://zeeshansolutions.netlify.app</w:t>
                     </w:r>
                   </w:hyperlink>
                 </w:p>
@@ -1997,173 +1979,287 @@
                   <w:r>
                     <w:rPr>
                       <w:rFonts w:ascii="Calibri" w:hAnsi="Calibri"/>
-                      <w:color w:val="000000" w:themeColor="text1"/>
-                      <w:sz w:val="22"/>
-                      <w:szCs w:val="22"/>
-                    </w:rPr>
-                    <w:t xml:space="preserve">Skilled in </w:t>
-                  </w:r>
-                  <w:r>
-                    <w:rPr>
-                      <w:rFonts w:ascii="Calibri" w:hAnsi="Calibri"/>
-                      <w:b/>
-                      <w:bCs/>
-                      <w:color w:val="000000" w:themeColor="text1"/>
-                      <w:sz w:val="22"/>
-                      <w:szCs w:val="22"/>
-                    </w:rPr>
-                    <w:t>software architecture and system design</w:t>
-                  </w:r>
-                  <w:r>
-                    <w:rPr>
-                      <w:rFonts w:ascii="Calibri" w:hAnsi="Calibri"/>
-                      <w:color w:val="000000" w:themeColor="text1"/>
-                      <w:sz w:val="22"/>
-                      <w:szCs w:val="22"/>
-                    </w:rPr>
-                    <w:t xml:space="preserve">, including </w:t>
-                  </w:r>
-                  <w:r>
-                    <w:rPr>
-                      <w:rFonts w:ascii="Calibri" w:hAnsi="Calibri"/>
-                      <w:b/>
-                      <w:bCs/>
-                      <w:color w:val="000000" w:themeColor="text1"/>
-                      <w:sz w:val="22"/>
-                      <w:szCs w:val="22"/>
-                    </w:rPr>
-                    <w:t>microservices and cloud-native architectures</w:t>
-                  </w:r>
-                  <w:r>
-                    <w:rPr>
-                      <w:rFonts w:ascii="Calibri" w:hAnsi="Calibri"/>
-                      <w:color w:val="000000" w:themeColor="text1"/>
-                      <w:sz w:val="22"/>
-                      <w:szCs w:val="22"/>
-                    </w:rPr>
-                    <w:t xml:space="preserve">, with a focus on </w:t>
-                  </w:r>
-                  <w:r>
-                    <w:rPr>
-                      <w:rFonts w:ascii="Calibri" w:hAnsi="Calibri"/>
-                      <w:b/>
-                      <w:bCs/>
-                      <w:color w:val="000000" w:themeColor="text1"/>
-                      <w:sz w:val="22"/>
-                      <w:szCs w:val="22"/>
-                    </w:rPr>
-                    <w:t>scalability, security, and maintainability</w:t>
-                  </w:r>
-                  <w:r>
-                    <w:rPr>
-                      <w:rFonts w:ascii="Calibri" w:hAnsi="Calibri"/>
-                      <w:color w:val="000000" w:themeColor="text1"/>
-                      <w:sz w:val="22"/>
-                      <w:szCs w:val="22"/>
-                    </w:rPr>
-                    <w:t xml:space="preserve">. Experienced in </w:t>
-                  </w:r>
-                  <w:r>
-                    <w:rPr>
-                      <w:rFonts w:ascii="Calibri" w:hAnsi="Calibri"/>
-                      <w:b/>
-                      <w:bCs/>
-                      <w:color w:val="000000" w:themeColor="text1"/>
-                      <w:sz w:val="22"/>
-                      <w:szCs w:val="22"/>
-                    </w:rPr>
-                    <w:t>Agile delivery</w:t>
-                  </w:r>
-                  <w:r>
-                    <w:rPr>
-                      <w:rFonts w:ascii="Calibri" w:hAnsi="Calibri"/>
-                      <w:color w:val="000000" w:themeColor="text1"/>
-                      <w:sz w:val="22"/>
-                      <w:szCs w:val="22"/>
-                    </w:rPr>
-                    <w:t xml:space="preserve"> (Scrum, Kanban, </w:t>
+                      <w:b/>
+                      <w:bCs/>
+                      <w:color w:val="000000" w:themeColor="text1"/>
+                      <w:sz w:val="22"/>
+                      <w:szCs w:val="22"/>
+                      <w:lang w:val="en-PK"/>
+                    </w:rPr>
+                    <w:t>Skilled in Software Architecture and System Design</w:t>
+                  </w:r>
+                  <w:r>
+                    <w:rPr>
+                      <w:rFonts w:ascii="Calibri" w:hAnsi="Calibri"/>
+                      <w:color w:val="000000" w:themeColor="text1"/>
+                      <w:sz w:val="22"/>
+                      <w:szCs w:val="22"/>
+                      <w:lang w:val="en-PK"/>
+                    </w:rPr>
+                    <w:t xml:space="preserve">, with strong expertise in </w:t>
+                  </w:r>
+                  <w:r>
+                    <w:rPr>
+                      <w:rFonts w:ascii="Calibri" w:hAnsi="Calibri"/>
+                      <w:b/>
+                      <w:bCs/>
+                      <w:color w:val="000000" w:themeColor="text1"/>
+                      <w:sz w:val="22"/>
+                      <w:szCs w:val="22"/>
+                      <w:lang w:val="en-PK"/>
+                    </w:rPr>
+                    <w:t>Microservices and Cloud-Native Architectures on AWS and Azure</w:t>
+                  </w:r>
+                  <w:r>
+                    <w:rPr>
+                      <w:rFonts w:ascii="Calibri" w:hAnsi="Calibri"/>
+                      <w:color w:val="000000" w:themeColor="text1"/>
+                      <w:sz w:val="22"/>
+                      <w:szCs w:val="22"/>
+                      <w:lang w:val="en-PK"/>
+                    </w:rPr>
+                    <w:t xml:space="preserve">. Experienced in designing </w:t>
+                  </w:r>
+                  <w:r>
+                    <w:rPr>
+                      <w:rFonts w:ascii="Calibri" w:hAnsi="Calibri"/>
+                      <w:b/>
+                      <w:bCs/>
+                      <w:color w:val="000000" w:themeColor="text1"/>
+                      <w:sz w:val="22"/>
+                      <w:szCs w:val="22"/>
+                      <w:lang w:val="en-PK"/>
+                    </w:rPr>
+                    <w:t>scalable, secure, and highly available distributed systems</w:t>
+                  </w:r>
+                  <w:r>
+                    <w:rPr>
+                      <w:rFonts w:ascii="Calibri" w:hAnsi="Calibri"/>
+                      <w:color w:val="000000" w:themeColor="text1"/>
+                      <w:sz w:val="22"/>
+                      <w:szCs w:val="22"/>
+                      <w:lang w:val="en-PK"/>
+                    </w:rPr>
+                    <w:t xml:space="preserve"> using modern architectural patterns such as </w:t>
+                  </w:r>
+                  <w:r>
+                    <w:rPr>
+                      <w:rFonts w:ascii="Calibri" w:hAnsi="Calibri"/>
+                      <w:b/>
+                      <w:bCs/>
+                      <w:color w:val="000000" w:themeColor="text1"/>
+                      <w:sz w:val="22"/>
+                      <w:szCs w:val="22"/>
+                      <w:lang w:val="en-PK"/>
+                    </w:rPr>
+                    <w:t>Microservices, Event-Driven Architecture, and Containerized Deployments</w:t>
+                  </w:r>
+                  <w:r>
+                    <w:rPr>
+                      <w:rFonts w:ascii="Calibri" w:hAnsi="Calibri"/>
+                      <w:color w:val="000000" w:themeColor="text1"/>
+                      <w:sz w:val="22"/>
+                      <w:szCs w:val="22"/>
+                      <w:lang w:val="en-PK"/>
+                    </w:rPr>
+                    <w:t>.</w:t>
+                  </w:r>
+                </w:p>
+                <w:p>
+                  <w:pPr>
+                    <w:rPr>
+                      <w:rFonts w:ascii="Calibri" w:hAnsi="Calibri"/>
+                      <w:color w:val="000000" w:themeColor="text1"/>
+                      <w:sz w:val="22"/>
+                      <w:szCs w:val="22"/>
+                      <w:lang w:val="en-PK"/>
+                    </w:rPr>
+                  </w:pPr>
+                  <w:r>
+                    <w:rPr>
+                      <w:rFonts w:ascii="Calibri" w:hAnsi="Calibri"/>
+                      <w:color w:val="000000" w:themeColor="text1"/>
+                      <w:sz w:val="22"/>
+                      <w:szCs w:val="22"/>
+                      <w:lang w:val="en-PK"/>
+                    </w:rPr>
+                    <w:t xml:space="preserve">Proficient in </w:t>
+                  </w:r>
+                  <w:r>
+                    <w:rPr>
+                      <w:rFonts w:ascii="Calibri" w:hAnsi="Calibri"/>
+                      <w:b/>
+                      <w:bCs/>
+                      <w:color w:val="000000" w:themeColor="text1"/>
+                      <w:sz w:val="22"/>
+                      <w:szCs w:val="22"/>
+                      <w:lang w:val="en-PK"/>
+                    </w:rPr>
+                    <w:t>Cloud Architecture and Services (Compute, Storage, Networking, Serverless, and Managed Databases)</w:t>
+                  </w:r>
+                  <w:r>
+                    <w:rPr>
+                      <w:rFonts w:ascii="Calibri" w:hAnsi="Calibri"/>
+                      <w:color w:val="000000" w:themeColor="text1"/>
+                      <w:sz w:val="22"/>
+                      <w:szCs w:val="22"/>
+                      <w:lang w:val="en-PK"/>
+                    </w:rPr>
+                    <w:t xml:space="preserve"> and implementing </w:t>
+                  </w:r>
+                  <w:r>
+                    <w:rPr>
+                      <w:rFonts w:ascii="Calibri" w:hAnsi="Calibri"/>
+                      <w:b/>
+                      <w:bCs/>
+                      <w:color w:val="000000" w:themeColor="text1"/>
+                      <w:sz w:val="22"/>
+                      <w:szCs w:val="22"/>
+                      <w:lang w:val="en-PK"/>
+                    </w:rPr>
+                    <w:t>Infrastructure as Code (</w:t>
                   </w:r>
                   <w:proofErr w:type="spellStart"/>
                   <w:r>
                     <w:rPr>
                       <w:rFonts w:ascii="Calibri" w:hAnsi="Calibri"/>
-                      <w:color w:val="000000" w:themeColor="text1"/>
-                      <w:sz w:val="22"/>
-                      <w:szCs w:val="22"/>
-                    </w:rPr>
-                    <w:t>SAFe</w:t>
+                      <w:b/>
+                      <w:bCs/>
+                      <w:color w:val="000000" w:themeColor="text1"/>
+                      <w:sz w:val="22"/>
+                      <w:szCs w:val="22"/>
+                      <w:lang w:val="en-PK"/>
+                    </w:rPr>
+                    <w:t>IaC</w:t>
                   </w:r>
                   <w:proofErr w:type="spellEnd"/>
                   <w:r>
                     <w:rPr>
                       <w:rFonts w:ascii="Calibri" w:hAnsi="Calibri"/>
-                      <w:color w:val="000000" w:themeColor="text1"/>
-                      <w:sz w:val="22"/>
-                      <w:szCs w:val="22"/>
-                    </w:rPr>
-                    <w:t xml:space="preserve">), </w:t>
-                  </w:r>
-                  <w:r>
-                    <w:rPr>
-                      <w:rFonts w:ascii="Calibri" w:hAnsi="Calibri"/>
-                      <w:b/>
-                      <w:bCs/>
-                      <w:color w:val="000000" w:themeColor="text1"/>
-                      <w:sz w:val="22"/>
-                      <w:szCs w:val="22"/>
-                    </w:rPr>
-                    <w:t>technical leadership</w:t>
-                  </w:r>
-                  <w:r>
-                    <w:rPr>
-                      <w:rFonts w:ascii="Calibri" w:hAnsi="Calibri"/>
-                      <w:color w:val="000000" w:themeColor="text1"/>
-                      <w:sz w:val="22"/>
-                      <w:szCs w:val="22"/>
-                    </w:rPr>
-                    <w:t xml:space="preserve">, team mentoring, stakeholder collaboration, and architectural documentation using </w:t>
-                  </w:r>
-                  <w:r>
-                    <w:rPr>
-                      <w:rFonts w:ascii="Calibri" w:hAnsi="Calibri"/>
-                      <w:b/>
-                      <w:bCs/>
-                      <w:color w:val="000000" w:themeColor="text1"/>
-                      <w:sz w:val="22"/>
-                      <w:szCs w:val="22"/>
-                    </w:rPr>
-                    <w:t xml:space="preserve">Figma, </w:t>
-                  </w:r>
-                  <w:proofErr w:type="spellStart"/>
-                  <w:r>
-                    <w:rPr>
-                      <w:rFonts w:ascii="Calibri" w:hAnsi="Calibri"/>
-                      <w:b/>
-                      <w:bCs/>
-                      <w:color w:val="000000" w:themeColor="text1"/>
-                      <w:sz w:val="22"/>
-                      <w:szCs w:val="22"/>
-                    </w:rPr>
-                    <w:t>Lucidchart</w:t>
-                  </w:r>
-                  <w:proofErr w:type="spellEnd"/>
-                  <w:r>
-                    <w:rPr>
-                      <w:rFonts w:ascii="Calibri" w:hAnsi="Calibri"/>
-                      <w:b/>
-                      <w:bCs/>
-                      <w:color w:val="000000" w:themeColor="text1"/>
-                      <w:sz w:val="22"/>
-                      <w:szCs w:val="22"/>
-                    </w:rPr>
-                    <w:t>, and Visio</w:t>
-                  </w:r>
-                  <w:r>
-                    <w:rPr>
-                      <w:rFonts w:ascii="Calibri" w:hAnsi="Calibri"/>
-                      <w:color w:val="000000" w:themeColor="text1"/>
-                      <w:sz w:val="22"/>
-                      <w:szCs w:val="22"/>
+                      <w:b/>
+                      <w:bCs/>
+                      <w:color w:val="000000" w:themeColor="text1"/>
+                      <w:sz w:val="22"/>
+                      <w:szCs w:val="22"/>
+                      <w:lang w:val="en-PK"/>
+                    </w:rPr>
+                    <w:t>), CI/CD pipelines, and DevOps practices</w:t>
+                  </w:r>
+                  <w:r>
+                    <w:rPr>
+                      <w:rFonts w:ascii="Calibri" w:hAnsi="Calibri"/>
+                      <w:color w:val="000000" w:themeColor="text1"/>
+                      <w:sz w:val="22"/>
+                      <w:szCs w:val="22"/>
+                      <w:lang w:val="en-PK"/>
+                    </w:rPr>
+                    <w:t xml:space="preserve"> to deliver </w:t>
+                  </w:r>
+                  <w:r>
+                    <w:rPr>
+                      <w:rFonts w:ascii="Calibri" w:hAnsi="Calibri"/>
+                      <w:b/>
+                      <w:bCs/>
+                      <w:color w:val="000000" w:themeColor="text1"/>
+                      <w:sz w:val="22"/>
+                      <w:szCs w:val="22"/>
+                      <w:lang w:val="en-PK"/>
+                    </w:rPr>
+                    <w:t>resilient, high-performance enterprise platforms</w:t>
+                  </w:r>
+                  <w:r>
+                    <w:rPr>
+                      <w:rFonts w:ascii="Calibri" w:hAnsi="Calibri"/>
+                      <w:color w:val="000000" w:themeColor="text1"/>
+                      <w:sz w:val="22"/>
+                      <w:szCs w:val="22"/>
+                      <w:lang w:val="en-PK"/>
+                    </w:rPr>
+                    <w:t>.</w:t>
+                  </w:r>
+                </w:p>
+                <w:p>
+                  <w:pPr>
+                    <w:rPr>
+                      <w:rFonts w:ascii="Calibri" w:hAnsi="Calibri"/>
+                      <w:color w:val="000000" w:themeColor="text1"/>
+                      <w:sz w:val="22"/>
+                      <w:szCs w:val="22"/>
+                      <w:lang w:val="en-PK"/>
+                    </w:rPr>
+                  </w:pPr>
+                  <w:r>
+                    <w:rPr>
+                      <w:rFonts w:ascii="Calibri" w:hAnsi="Calibri"/>
+                      <w:color w:val="000000" w:themeColor="text1"/>
+                      <w:sz w:val="22"/>
+                      <w:szCs w:val="22"/>
+                      <w:lang w:val="en-PK"/>
+                    </w:rPr>
+                    <w:t xml:space="preserve">Strong focus on </w:t>
+                  </w:r>
+                  <w:r>
+                    <w:rPr>
+                      <w:rFonts w:ascii="Calibri" w:hAnsi="Calibri"/>
+                      <w:b/>
+                      <w:bCs/>
+                      <w:color w:val="000000" w:themeColor="text1"/>
+                      <w:sz w:val="22"/>
+                      <w:szCs w:val="22"/>
+                      <w:lang w:val="en-PK"/>
+                    </w:rPr>
+                    <w:t>Scalability, Fault Tolerance, Disaster Recovery, Security, Performance Optimization, and Cost Optimization</w:t>
+                  </w:r>
+                  <w:r>
+                    <w:rPr>
+                      <w:rFonts w:ascii="Calibri" w:hAnsi="Calibri"/>
+                      <w:color w:val="000000" w:themeColor="text1"/>
+                      <w:sz w:val="22"/>
+                      <w:szCs w:val="22"/>
+                      <w:lang w:val="en-PK"/>
+                    </w:rPr>
+                    <w:t xml:space="preserve"> within cloud environments.</w:t>
+                  </w:r>
+                </w:p>
+                <w:p>
+                  <w:pPr>
+                    <w:rPr>
+                      <w:rFonts w:ascii="Calibri" w:hAnsi="Calibri"/>
+                      <w:color w:val="000000" w:themeColor="text1"/>
+                      <w:sz w:val="22"/>
+                      <w:szCs w:val="22"/>
+                      <w:lang w:val="en-PK"/>
+                    </w:rPr>
+                  </w:pPr>
+                  <w:r>
+                    <w:rPr>
+                      <w:rFonts w:ascii="Calibri" w:hAnsi="Calibri"/>
+                      <w:color w:val="000000" w:themeColor="text1"/>
+                      <w:sz w:val="22"/>
+                      <w:szCs w:val="22"/>
+                      <w:lang w:val="en-PK"/>
+                    </w:rPr>
+                    <w:t xml:space="preserve">Experienced in </w:t>
+                  </w:r>
+                  <w:r>
+                    <w:rPr>
+                      <w:rFonts w:ascii="Calibri" w:hAnsi="Calibri"/>
+                      <w:b/>
+                      <w:bCs/>
+                      <w:color w:val="000000" w:themeColor="text1"/>
+                      <w:sz w:val="22"/>
+                      <w:szCs w:val="22"/>
+                      <w:lang w:val="en-PK"/>
+                    </w:rPr>
+                    <w:t>leading technical design, guiding development teams, collaborating with stakeholders, and producing comprehensive architecture documentation and system diagrams</w:t>
+                  </w:r>
+                  <w:r>
+                    <w:rPr>
+                      <w:rFonts w:ascii="Calibri" w:hAnsi="Calibri"/>
+                      <w:color w:val="000000" w:themeColor="text1"/>
+                      <w:sz w:val="22"/>
+                      <w:szCs w:val="22"/>
+                      <w:lang w:val="en-PK"/>
                     </w:rPr>
                     <w:t>.</w:t>
                   </w:r>
@@ -3866,7 +3962,19 @@
                       <w:sz w:val="22"/>
                       <w:szCs w:val="22"/>
                     </w:rPr>
-                    <w:t>data modeling and query tuning</w:t>
+                    <w:t xml:space="preserve">data modeling and </w:t>
+                  </w:r>
+                  <w:r>
+                    <w:rPr>
+                      <w:rFonts w:ascii="Calibri" w:hAnsi="Calibri"/>
+                      <w:b/>
+                      <w:bCs/>
+                      <w:color w:val="000000" w:themeColor="text1"/>
+                      <w:sz w:val="22"/>
+                      <w:szCs w:val="22"/>
+                    </w:rPr>
+                    <w:lastRenderedPageBreak/>
+                    <w:t>query tuning</w:t>
                   </w:r>
                   <w:r>
                     <w:rPr>
@@ -4100,6 +4208,7 @@
                       <w:u w:val="single"/>
                       <w:lang w:val="en-PK"/>
                     </w:rPr>
+                    <w:lastRenderedPageBreak/>
                     <w:t>Machine Learning &amp; AI</w:t>
                   </w:r>
                   <w:r>
@@ -4165,7 +4274,19 @@
                       <w:sz w:val="22"/>
                       <w:szCs w:val="22"/>
                     </w:rPr>
-                    <w:t>NumPy, Pandas, Matplotlib, and Seaborn</w:t>
+                    <w:t xml:space="preserve">NumPy, Pandas, Matplotlib, and </w:t>
+                  </w:r>
+                  <w:r>
+                    <w:rPr>
+                      <w:rFonts w:ascii="Calibri" w:hAnsi="Calibri"/>
+                      <w:b/>
+                      <w:bCs/>
+                      <w:color w:val="000000" w:themeColor="text1"/>
+                      <w:sz w:val="22"/>
+                      <w:szCs w:val="22"/>
+                    </w:rPr>
+                    <w:lastRenderedPageBreak/>
+                    <w:t>Seaborn</w:t>
                   </w:r>
                   <w:r>
                     <w:rPr>
@@ -5131,47 +5252,27 @@
                       <w:sz w:val="24"/>
                       <w:szCs w:val="24"/>
                     </w:rPr>
-                    <w:t xml:space="preserve">Led </w:t>
-                  </w:r>
-                  <w:r>
-                    <w:rPr>
-                      <w:rFonts w:ascii="Calibri" w:hAnsi="Calibri" w:cs="Calibri"/>
-                      <w:b/>
-                      <w:bCs/>
-                      <w:color w:val="000000" w:themeColor="text1"/>
-                      <w:sz w:val="24"/>
-                      <w:szCs w:val="24"/>
-                    </w:rPr>
-                    <w:t>end-to-end architecture and delivery</w:t>
-                  </w:r>
-                  <w:r>
-                    <w:rPr>
-                      <w:rFonts w:ascii="Calibri" w:hAnsi="Calibri" w:cs="Calibri"/>
-                      <w:color w:val="000000" w:themeColor="text1"/>
-                      <w:sz w:val="24"/>
-                      <w:szCs w:val="24"/>
-                    </w:rPr>
-                    <w:t xml:space="preserve"> of enterprise applications, aligning </w:t>
-                  </w:r>
-                  <w:r>
-                    <w:rPr>
-                      <w:rFonts w:ascii="Calibri" w:hAnsi="Calibri" w:cs="Calibri"/>
-                      <w:b/>
-                      <w:bCs/>
-                      <w:color w:val="000000" w:themeColor="text1"/>
-                      <w:sz w:val="24"/>
-                      <w:szCs w:val="24"/>
-                    </w:rPr>
-                    <w:t>system design</w:t>
-                  </w:r>
-                  <w:r>
-                    <w:rPr>
-                      <w:rFonts w:ascii="Calibri" w:hAnsi="Calibri" w:cs="Calibri"/>
-                      <w:color w:val="000000" w:themeColor="text1"/>
-                      <w:sz w:val="24"/>
-                      <w:szCs w:val="24"/>
-                    </w:rPr>
-                    <w:t xml:space="preserve"> with business objectives, timelines, and budgets.</w:t>
+                    <w:t xml:space="preserve">Led end-to-end </w:t>
+                  </w:r>
+                  <w:r>
+                    <w:rPr>
+                      <w:rFonts w:ascii="Calibri" w:hAnsi="Calibri" w:cs="Calibri"/>
+                      <w:b/>
+                      <w:bCs/>
+                      <w:color w:val="000000" w:themeColor="text1"/>
+                      <w:sz w:val="24"/>
+                      <w:szCs w:val="24"/>
+                    </w:rPr>
+                    <w:t>architecture design and delivery</w:t>
+                  </w:r>
+                  <w:r>
+                    <w:rPr>
+                      <w:rFonts w:ascii="Calibri" w:hAnsi="Calibri" w:cs="Calibri"/>
+                      <w:color w:val="000000" w:themeColor="text1"/>
+                      <w:sz w:val="24"/>
+                      <w:szCs w:val="24"/>
+                    </w:rPr>
+                    <w:t xml:space="preserve"> of enterprise-scale applications, aligning technical solutions with business goals, scalability, and performance requirements.</w:t>
                   </w:r>
                 </w:p>
               </w:tc>
@@ -5221,62 +5322,41 @@
                       <w:numId w:val="10"/>
                     </w:numPr>
                     <w:ind w:left="356"/>
-                    <w:jc w:val="both"/>
-                    <w:rPr>
-                      <w:rFonts w:ascii="Calibri" w:hAnsi="Calibri" w:cs="Calibri"/>
-                      <w:color w:val="000000" w:themeColor="text1"/>
-                      <w:sz w:val="24"/>
-                      <w:szCs w:val="24"/>
-                    </w:rPr>
-                  </w:pPr>
-                  <w:r>
-                    <w:rPr>
-                      <w:rFonts w:ascii="Calibri" w:hAnsi="Calibri" w:cs="Calibri"/>
-                      <w:color w:val="000000" w:themeColor="text1"/>
-                      <w:sz w:val="24"/>
-                      <w:szCs w:val="24"/>
-                    </w:rPr>
-                    <w:t xml:space="preserve">Defined and governed </w:t>
-                  </w:r>
-                  <w:r>
-                    <w:rPr>
-                      <w:rFonts w:ascii="Calibri" w:hAnsi="Calibri" w:cs="Calibri"/>
-                      <w:b/>
-                      <w:bCs/>
-                      <w:color w:val="000000" w:themeColor="text1"/>
-                      <w:sz w:val="24"/>
-                      <w:szCs w:val="24"/>
-                    </w:rPr>
-                    <w:t>solution architecture</w:t>
-                  </w:r>
-                  <w:r>
-                    <w:rPr>
-                      <w:rFonts w:ascii="Calibri" w:hAnsi="Calibri" w:cs="Calibri"/>
-                      <w:color w:val="000000" w:themeColor="text1"/>
-                      <w:sz w:val="24"/>
-                      <w:szCs w:val="24"/>
-                    </w:rPr>
-                    <w:t xml:space="preserve">, including </w:t>
-                  </w:r>
-                  <w:r>
-                    <w:rPr>
-                      <w:rFonts w:ascii="Calibri" w:hAnsi="Calibri" w:cs="Calibri"/>
-                      <w:b/>
-                      <w:bCs/>
-                      <w:color w:val="000000" w:themeColor="text1"/>
-                      <w:sz w:val="24"/>
-                      <w:szCs w:val="24"/>
-                    </w:rPr>
-                    <w:t>component design, integration patterns, and deployment strategies</w:t>
-                  </w:r>
-                  <w:r>
-                    <w:rPr>
-                      <w:rFonts w:ascii="Calibri" w:hAnsi="Calibri" w:cs="Calibri"/>
-                      <w:color w:val="000000" w:themeColor="text1"/>
-                      <w:sz w:val="24"/>
-                      <w:szCs w:val="24"/>
-                    </w:rPr>
-                    <w:t>.</w:t>
+                    <w:rPr>
+                      <w:rFonts w:ascii="Calibri" w:hAnsi="Calibri" w:cs="Calibri"/>
+                      <w:color w:val="000000" w:themeColor="text1"/>
+                      <w:sz w:val="24"/>
+                      <w:szCs w:val="24"/>
+                    </w:rPr>
+                  </w:pPr>
+                  <w:r>
+                    <w:rPr>
+                      <w:rFonts w:ascii="Calibri" w:hAnsi="Calibri" w:cs="Calibri"/>
+                      <w:color w:val="000000" w:themeColor="text1"/>
+                      <w:sz w:val="24"/>
+                      <w:szCs w:val="24"/>
+                    </w:rPr>
+                    <w:t xml:space="preserve">Designed and implemented </w:t>
+                  </w:r>
+                  <w:r>
+                    <w:rPr>
+                      <w:rFonts w:ascii="Calibri" w:hAnsi="Calibri" w:cs="Calibri"/>
+                      <w:b/>
+                      <w:bCs/>
+                      <w:color w:val="000000" w:themeColor="text1"/>
+                      <w:sz w:val="24"/>
+                      <w:szCs w:val="24"/>
+                    </w:rPr>
+                    <w:t>scalable, high-availability architectures</w:t>
+                  </w:r>
+                  <w:r>
+                    <w:rPr>
+                      <w:rFonts w:ascii="Calibri" w:hAnsi="Calibri" w:cs="Calibri"/>
+                      <w:color w:val="000000" w:themeColor="text1"/>
+                      <w:sz w:val="24"/>
+                      <w:szCs w:val="24"/>
+                    </w:rPr>
+                    <w:t xml:space="preserve"> using microservices and distributed system principles.</w:t>
                   </w:r>
                 </w:p>
               </w:tc>
@@ -5326,41 +5406,42 @@
                       <w:numId w:val="10"/>
                     </w:numPr>
                     <w:ind w:left="356"/>
-                    <w:rPr>
-                      <w:rFonts w:ascii="Calibri" w:hAnsi="Calibri" w:cs="Calibri"/>
-                      <w:color w:val="000000" w:themeColor="text1"/>
-                      <w:sz w:val="24"/>
-                      <w:szCs w:val="24"/>
-                    </w:rPr>
-                  </w:pPr>
-                  <w:r>
-                    <w:rPr>
-                      <w:rFonts w:ascii="Calibri" w:hAnsi="Calibri" w:cs="Calibri"/>
-                      <w:color w:val="000000" w:themeColor="text1"/>
-                      <w:sz w:val="24"/>
-                      <w:szCs w:val="24"/>
-                    </w:rPr>
-                    <w:t xml:space="preserve">Provided </w:t>
-                  </w:r>
-                  <w:r>
-                    <w:rPr>
-                      <w:rFonts w:ascii="Calibri" w:hAnsi="Calibri" w:cs="Calibri"/>
-                      <w:b/>
-                      <w:bCs/>
-                      <w:color w:val="000000" w:themeColor="text1"/>
-                      <w:sz w:val="24"/>
-                      <w:szCs w:val="24"/>
-                    </w:rPr>
-                    <w:t>technical leadership</w:t>
-                  </w:r>
-                  <w:r>
-                    <w:rPr>
-                      <w:rFonts w:ascii="Calibri" w:hAnsi="Calibri" w:cs="Calibri"/>
-                      <w:color w:val="000000" w:themeColor="text1"/>
-                      <w:sz w:val="24"/>
-                      <w:szCs w:val="24"/>
-                    </w:rPr>
-                    <w:t xml:space="preserve"> to cross-functional teams, guiding Agile sprints, backlog prioritization, and architectural decision-making.</w:t>
+                    <w:jc w:val="both"/>
+                    <w:rPr>
+                      <w:rFonts w:ascii="Calibri" w:hAnsi="Calibri" w:cs="Calibri"/>
+                      <w:color w:val="000000" w:themeColor="text1"/>
+                      <w:sz w:val="24"/>
+                      <w:szCs w:val="24"/>
+                    </w:rPr>
+                  </w:pPr>
+                  <w:r>
+                    <w:rPr>
+                      <w:rFonts w:ascii="Calibri" w:hAnsi="Calibri" w:cs="Calibri"/>
+                      <w:color w:val="000000" w:themeColor="text1"/>
+                      <w:sz w:val="24"/>
+                      <w:szCs w:val="24"/>
+                    </w:rPr>
+                    <w:t xml:space="preserve">Defined and governed </w:t>
+                  </w:r>
+                  <w:r>
+                    <w:rPr>
+                      <w:rFonts w:ascii="Calibri" w:hAnsi="Calibri" w:cs="Calibri"/>
+                      <w:b/>
+                      <w:bCs/>
+                      <w:color w:val="000000" w:themeColor="text1"/>
+                      <w:sz w:val="24"/>
+                      <w:szCs w:val="24"/>
+                    </w:rPr>
+                    <w:t>solution architecture</w:t>
+                  </w:r>
+                  <w:r>
+                    <w:rPr>
+                      <w:rFonts w:ascii="Calibri" w:hAnsi="Calibri" w:cs="Calibri"/>
+                      <w:color w:val="000000" w:themeColor="text1"/>
+                      <w:sz w:val="24"/>
+                      <w:szCs w:val="24"/>
+                    </w:rPr>
+                    <w:t>, including system components, integration patterns (REST, messaging), and deployment strategies across cloud environments.</w:t>
                   </w:r>
                 </w:p>
               </w:tc>
@@ -5410,52 +5491,53 @@
                       <w:numId w:val="10"/>
                     </w:numPr>
                     <w:ind w:left="356"/>
-                    <w:rPr>
-                      <w:rFonts w:ascii="Calibri" w:hAnsi="Calibri" w:cs="Calibri"/>
-                      <w:color w:val="000000" w:themeColor="text1"/>
-                      <w:sz w:val="24"/>
-                      <w:szCs w:val="24"/>
-                    </w:rPr>
-                  </w:pPr>
-                  <w:r>
-                    <w:rPr>
-                      <w:rFonts w:ascii="Calibri" w:hAnsi="Calibri" w:cs="Calibri"/>
-                      <w:color w:val="000000" w:themeColor="text1"/>
-                      <w:sz w:val="24"/>
-                      <w:szCs w:val="24"/>
-                    </w:rPr>
-                    <w:t xml:space="preserve">Designed and implemented </w:t>
-                  </w:r>
-                  <w:r>
-                    <w:rPr>
-                      <w:rFonts w:ascii="Calibri" w:hAnsi="Calibri" w:cs="Calibri"/>
-                      <w:b/>
-                      <w:bCs/>
-                      <w:color w:val="000000" w:themeColor="text1"/>
-                      <w:sz w:val="24"/>
-                      <w:szCs w:val="24"/>
-                    </w:rPr>
-                    <w:t>efficient component-level load-balancing techniques</w:t>
-                  </w:r>
-                  <w:r>
-                    <w:rPr>
-                      <w:rFonts w:ascii="Calibri" w:hAnsi="Calibri" w:cs="Calibri"/>
-                      <w:color w:val="000000" w:themeColor="text1"/>
-                      <w:sz w:val="24"/>
-                      <w:szCs w:val="24"/>
-                    </w:rPr>
-                    <w:t xml:space="preserve">, significantly improving </w:t>
-                  </w:r>
-                  <w:r>
-                    <w:rPr>
-                      <w:rFonts w:ascii="Calibri" w:hAnsi="Calibri" w:cs="Calibri"/>
-                      <w:b/>
-                      <w:bCs/>
-                      <w:color w:val="000000" w:themeColor="text1"/>
-                      <w:sz w:val="24"/>
-                      <w:szCs w:val="24"/>
-                    </w:rPr>
-                    <w:t>horizontal scalability and application reliability</w:t>
+                    <w:jc w:val="both"/>
+                    <w:rPr>
+                      <w:rFonts w:ascii="Calibri" w:hAnsi="Calibri" w:cs="Calibri"/>
+                      <w:color w:val="000000" w:themeColor="text1"/>
+                      <w:sz w:val="24"/>
+                      <w:szCs w:val="24"/>
+                    </w:rPr>
+                  </w:pPr>
+                  <w:r>
+                    <w:rPr>
+                      <w:rFonts w:ascii="Calibri" w:hAnsi="Calibri" w:cs="Calibri"/>
+                      <w:color w:val="000000" w:themeColor="text1"/>
+                      <w:sz w:val="24"/>
+                      <w:szCs w:val="24"/>
+                    </w:rPr>
+                    <w:t xml:space="preserve">Collaborated closely with </w:t>
+                  </w:r>
+                  <w:r>
+                    <w:rPr>
+                      <w:rFonts w:ascii="Calibri" w:hAnsi="Calibri" w:cs="Calibri"/>
+                      <w:b/>
+                      <w:bCs/>
+                      <w:color w:val="000000" w:themeColor="text1"/>
+                      <w:sz w:val="24"/>
+                      <w:szCs w:val="24"/>
+                    </w:rPr>
+                    <w:t>DevOps, QA, and security teams</w:t>
+                  </w:r>
+                  <w:r>
+                    <w:rPr>
+                      <w:rFonts w:ascii="Calibri" w:hAnsi="Calibri" w:cs="Calibri"/>
+                      <w:color w:val="000000" w:themeColor="text1"/>
+                      <w:sz w:val="24"/>
+                      <w:szCs w:val="24"/>
+                    </w:rPr>
+                    <w:t xml:space="preserve"> to ensure </w:t>
+                  </w:r>
+                  <w:r>
+                    <w:rPr>
+                      <w:rFonts w:ascii="Calibri" w:hAnsi="Calibri" w:cs="Calibri"/>
+                      <w:b/>
+                      <w:bCs/>
+                      <w:color w:val="000000" w:themeColor="text1"/>
+                      <w:sz w:val="24"/>
+                      <w:szCs w:val="24"/>
+                    </w:rPr>
+                    <w:t>scalable, secure, and high-quality solutions</w:t>
                   </w:r>
                   <w:r>
                     <w:rPr>
@@ -5514,61 +5596,42 @@
                       <w:numId w:val="10"/>
                     </w:numPr>
                     <w:ind w:left="356"/>
-                    <w:rPr>
-                      <w:rFonts w:ascii="Calibri" w:hAnsi="Calibri" w:cs="Calibri"/>
-                      <w:color w:val="000000" w:themeColor="text1"/>
-                      <w:sz w:val="24"/>
-                      <w:szCs w:val="24"/>
-                    </w:rPr>
-                  </w:pPr>
-                  <w:r>
-                    <w:rPr>
-                      <w:rFonts w:ascii="Calibri" w:hAnsi="Calibri" w:cs="Calibri"/>
-                      <w:color w:val="000000" w:themeColor="text1"/>
-                      <w:sz w:val="24"/>
-                      <w:szCs w:val="24"/>
-                    </w:rPr>
-                    <w:t xml:space="preserve">Collaborated closely with </w:t>
-                  </w:r>
-                  <w:r>
-                    <w:rPr>
-                      <w:rFonts w:ascii="Calibri" w:hAnsi="Calibri" w:cs="Calibri"/>
-                      <w:b/>
-                      <w:bCs/>
-                      <w:color w:val="000000" w:themeColor="text1"/>
-                      <w:sz w:val="24"/>
-                      <w:szCs w:val="24"/>
-                    </w:rPr>
-                    <w:t>DevOps, QA, and security teams</w:t>
-                  </w:r>
-                  <w:r>
-                    <w:rPr>
-                      <w:rFonts w:ascii="Calibri" w:hAnsi="Calibri" w:cs="Calibri"/>
-                      <w:color w:val="000000" w:themeColor="text1"/>
-                      <w:sz w:val="24"/>
-                      <w:szCs w:val="24"/>
-                    </w:rPr>
-                    <w:t xml:space="preserve"> to ensure </w:t>
-                  </w:r>
-                  <w:r>
-                    <w:rPr>
-                      <w:rFonts w:ascii="Calibri" w:hAnsi="Calibri" w:cs="Calibri"/>
-                      <w:b/>
-                      <w:bCs/>
-                      <w:color w:val="000000" w:themeColor="text1"/>
-                      <w:sz w:val="24"/>
-                      <w:szCs w:val="24"/>
-                    </w:rPr>
-                    <w:t>scalable, secure, and high-quality solutions</w:t>
-                  </w:r>
-                  <w:r>
-                    <w:rPr>
-                      <w:rFonts w:ascii="Calibri" w:hAnsi="Calibri" w:cs="Calibri"/>
-                      <w:color w:val="000000" w:themeColor="text1"/>
-                      <w:sz w:val="24"/>
-                      <w:szCs w:val="24"/>
-                    </w:rPr>
-                    <w:t>.</w:t>
+                    <w:jc w:val="both"/>
+                    <w:rPr>
+                      <w:rFonts w:ascii="Calibri" w:hAnsi="Calibri" w:cs="Calibri"/>
+                      <w:color w:val="000000" w:themeColor="text1"/>
+                      <w:sz w:val="24"/>
+                      <w:szCs w:val="24"/>
+                    </w:rPr>
+                  </w:pPr>
+                  <w:r>
+                    <w:rPr>
+                      <w:rFonts w:ascii="Calibri" w:hAnsi="Calibri" w:cs="Calibri"/>
+                      <w:color w:val="000000" w:themeColor="text1"/>
+                      <w:sz w:val="24"/>
+                      <w:szCs w:val="24"/>
+                    </w:rPr>
+                    <w:t xml:space="preserve">Architected </w:t>
+                  </w:r>
+                  <w:r>
+                    <w:rPr>
+                      <w:rFonts w:ascii="Calibri" w:hAnsi="Calibri" w:cs="Calibri"/>
+                      <w:b/>
+                      <w:bCs/>
+                      <w:color w:val="000000" w:themeColor="text1"/>
+                      <w:sz w:val="24"/>
+                      <w:szCs w:val="24"/>
+                    </w:rPr>
+                    <w:t>load balancing, auto-scaling, and fault-tolerant systems</w:t>
+                  </w:r>
+                  <w:r>
+                    <w:rPr>
+                      <w:rFonts w:ascii="Calibri" w:hAnsi="Calibri" w:cs="Calibri"/>
+                      <w:color w:val="000000" w:themeColor="text1"/>
+                      <w:sz w:val="24"/>
+                      <w:szCs w:val="24"/>
+                    </w:rPr>
+                    <w:t>, improving application reliability and horizontal scalability.</w:t>
                   </w:r>
                 </w:p>
               </w:tc>
@@ -5632,56 +5695,27 @@
                       <w:sz w:val="24"/>
                       <w:szCs w:val="24"/>
                     </w:rPr>
-                    <w:t xml:space="preserve">Drove </w:t>
-                  </w:r>
-                  <w:r>
-                    <w:rPr>
-                      <w:rFonts w:ascii="Calibri" w:hAnsi="Calibri" w:cs="Calibri"/>
-                      <w:b/>
-                      <w:bCs/>
-                      <w:color w:val="000000" w:themeColor="text1"/>
-                      <w:sz w:val="24"/>
-                      <w:szCs w:val="24"/>
-                    </w:rPr>
-                    <w:t>process improvements and delivery KPIs</w:t>
-                  </w:r>
-                  <w:r>
-                    <w:rPr>
-                      <w:rFonts w:ascii="Calibri" w:hAnsi="Calibri" w:cs="Calibri"/>
-                      <w:color w:val="000000" w:themeColor="text1"/>
-                      <w:sz w:val="24"/>
-                      <w:szCs w:val="24"/>
-                    </w:rPr>
-                    <w:t xml:space="preserve">, increasing team </w:t>
-                  </w:r>
-                  <w:proofErr w:type="gramStart"/>
-                  <w:r>
-                    <w:rPr>
-                      <w:rFonts w:ascii="Calibri" w:hAnsi="Calibri" w:cs="Calibri"/>
-                      <w:color w:val="000000" w:themeColor="text1"/>
-                      <w:sz w:val="24"/>
-                      <w:szCs w:val="24"/>
-                    </w:rPr>
-                    <w:t>velocity</w:t>
-                  </w:r>
-                  <w:proofErr w:type="gramEnd"/>
-                  <w:r>
-                    <w:rPr>
-                      <w:rFonts w:ascii="Calibri" w:hAnsi="Calibri" w:cs="Calibri"/>
-                      <w:color w:val="000000" w:themeColor="text1"/>
-                      <w:sz w:val="24"/>
-                      <w:szCs w:val="24"/>
-                    </w:rPr>
-                    <w:t xml:space="preserve"> and reducing delivery bottlenecks.</w:t>
-                  </w:r>
-                  <w:r>
-                    <w:rPr>
-                      <w:rFonts w:ascii="Calibri" w:hAnsi="Calibri" w:cs="Calibri"/>
-                      <w:color w:val="000000" w:themeColor="text1"/>
-                      <w:sz w:val="24"/>
-                      <w:szCs w:val="24"/>
-                    </w:rPr>
-                    <w:t xml:space="preserve"> </w:t>
+                    <w:t xml:space="preserve">Provided </w:t>
+                  </w:r>
+                  <w:r>
+                    <w:rPr>
+                      <w:rFonts w:ascii="Calibri" w:hAnsi="Calibri" w:cs="Calibri"/>
+                      <w:b/>
+                      <w:bCs/>
+                      <w:color w:val="000000" w:themeColor="text1"/>
+                      <w:sz w:val="24"/>
+                      <w:szCs w:val="24"/>
+                    </w:rPr>
+                    <w:t>technical leadership</w:t>
+                  </w:r>
+                  <w:r>
+                    <w:rPr>
+                      <w:rFonts w:ascii="Calibri" w:hAnsi="Calibri" w:cs="Calibri"/>
+                      <w:color w:val="000000" w:themeColor="text1"/>
+                      <w:sz w:val="24"/>
+                      <w:szCs w:val="24"/>
+                    </w:rPr>
+                    <w:t xml:space="preserve"> to cross-functional teams, guiding Agile sprints, backlog prioritization, and architectural decision-making.</w:t>
                   </w:r>
                 </w:p>
               </w:tc>
@@ -5745,36 +5779,56 @@
                       <w:sz w:val="24"/>
                       <w:szCs w:val="24"/>
                     </w:rPr>
-                    <w:t xml:space="preserve">Led </w:t>
-                  </w:r>
-                  <w:r>
-                    <w:rPr>
-                      <w:rFonts w:ascii="Calibri" w:hAnsi="Calibri" w:cs="Calibri"/>
-                      <w:b/>
-                      <w:bCs/>
-                      <w:color w:val="000000" w:themeColor="text1"/>
-                      <w:sz w:val="24"/>
-                      <w:szCs w:val="24"/>
-                    </w:rPr>
-                    <w:t>stakeholder workshops and architecture reviews</w:t>
-                  </w:r>
-                  <w:r>
-                    <w:rPr>
-                      <w:rFonts w:ascii="Calibri" w:hAnsi="Calibri" w:cs="Calibri"/>
-                      <w:color w:val="000000" w:themeColor="text1"/>
-                      <w:sz w:val="24"/>
-                      <w:szCs w:val="24"/>
-                    </w:rPr>
-                    <w:t xml:space="preserve"> for requirements clarification, risk mitigation, integration planning, and delivery sign-off</w:t>
-                  </w:r>
-                  <w:r>
-                    <w:rPr>
-                      <w:rFonts w:ascii="Calibri" w:hAnsi="Calibri" w:cs="Calibri"/>
-                      <w:color w:val="000000" w:themeColor="text1"/>
-                      <w:sz w:val="24"/>
-                      <w:szCs w:val="24"/>
-                    </w:rPr>
-                    <w:t xml:space="preserve">. </w:t>
+                    <w:t xml:space="preserve">Drove </w:t>
+                  </w:r>
+                  <w:r>
+                    <w:rPr>
+                      <w:rFonts w:ascii="Calibri" w:hAnsi="Calibri" w:cs="Calibri"/>
+                      <w:b/>
+                      <w:bCs/>
+                      <w:color w:val="000000" w:themeColor="text1"/>
+                      <w:sz w:val="24"/>
+                      <w:szCs w:val="24"/>
+                    </w:rPr>
+                    <w:t>process improvements and delivery KPIs</w:t>
+                  </w:r>
+                  <w:r>
+                    <w:rPr>
+                      <w:rFonts w:ascii="Calibri" w:hAnsi="Calibri" w:cs="Calibri"/>
+                      <w:color w:val="000000" w:themeColor="text1"/>
+                      <w:sz w:val="24"/>
+                      <w:szCs w:val="24"/>
+                    </w:rPr>
+                    <w:t xml:space="preserve">, increasing team </w:t>
+                  </w:r>
+                  <w:proofErr w:type="gramStart"/>
+                  <w:r>
+                    <w:rPr>
+                      <w:rFonts w:ascii="Calibri" w:hAnsi="Calibri" w:cs="Calibri"/>
+                      <w:color w:val="000000" w:themeColor="text1"/>
+                      <w:sz w:val="24"/>
+                      <w:szCs w:val="24"/>
+                    </w:rPr>
+                    <w:t>velocity</w:t>
+                  </w:r>
+                  <w:proofErr w:type="gramEnd"/>
+                  <w:r>
+                    <w:rPr>
+                      <w:rFonts w:ascii="Calibri" w:hAnsi="Calibri" w:cs="Calibri"/>
+                      <w:color w:val="000000" w:themeColor="text1"/>
+                      <w:sz w:val="24"/>
+                      <w:szCs w:val="24"/>
+                    </w:rPr>
+                    <w:t xml:space="preserve"> and reducing delivery bottlenecks.</w:t>
+                  </w:r>
+                  <w:r>
+                    <w:rPr>
+                      <w:rFonts w:ascii="Calibri" w:hAnsi="Calibri" w:cs="Calibri"/>
+                      <w:color w:val="000000" w:themeColor="text1"/>
+                      <w:sz w:val="24"/>
+                      <w:szCs w:val="24"/>
+                    </w:rPr>
+                    <w:t xml:space="preserve"> </w:t>
                   </w:r>
                 </w:p>
               </w:tc>
@@ -5838,27 +5892,36 @@
                       <w:sz w:val="24"/>
                       <w:szCs w:val="24"/>
                     </w:rPr>
-                    <w:t xml:space="preserve">Ensured </w:t>
-                  </w:r>
-                  <w:r>
-                    <w:rPr>
-                      <w:rFonts w:ascii="Calibri" w:hAnsi="Calibri" w:cs="Calibri"/>
-                      <w:b/>
-                      <w:bCs/>
-                      <w:color w:val="000000" w:themeColor="text1"/>
-                      <w:sz w:val="24"/>
-                      <w:szCs w:val="24"/>
-                    </w:rPr>
-                    <w:t>continuous optimization of system performance and project outcomes</w:t>
-                  </w:r>
-                  <w:r>
-                    <w:rPr>
-                      <w:rFonts w:ascii="Calibri" w:hAnsi="Calibri" w:cs="Calibri"/>
-                      <w:color w:val="000000" w:themeColor="text1"/>
-                      <w:sz w:val="24"/>
-                      <w:szCs w:val="24"/>
-                    </w:rPr>
-                    <w:t xml:space="preserve"> across multiple initiatives.</w:t>
+                    <w:t xml:space="preserve">Led </w:t>
+                  </w:r>
+                  <w:r>
+                    <w:rPr>
+                      <w:rFonts w:ascii="Calibri" w:hAnsi="Calibri" w:cs="Calibri"/>
+                      <w:b/>
+                      <w:bCs/>
+                      <w:color w:val="000000" w:themeColor="text1"/>
+                      <w:sz w:val="24"/>
+                      <w:szCs w:val="24"/>
+                    </w:rPr>
+                    <w:t>stakeholder workshops and architecture reviews</w:t>
+                  </w:r>
+                  <w:r>
+                    <w:rPr>
+                      <w:rFonts w:ascii="Calibri" w:hAnsi="Calibri" w:cs="Calibri"/>
+                      <w:color w:val="000000" w:themeColor="text1"/>
+                      <w:sz w:val="24"/>
+                      <w:szCs w:val="24"/>
+                    </w:rPr>
+                    <w:t xml:space="preserve"> for requirements clarification, risk mitigation, integration planning, and delivery sign-off</w:t>
+                  </w:r>
+                  <w:r>
+                    <w:rPr>
+                      <w:rFonts w:ascii="Calibri" w:hAnsi="Calibri" w:cs="Calibri"/>
+                      <w:color w:val="000000" w:themeColor="text1"/>
+                      <w:sz w:val="24"/>
+                      <w:szCs w:val="24"/>
+                    </w:rPr>
+                    <w:t xml:space="preserve">. </w:t>
                   </w:r>
                 </w:p>
               </w:tc>
@@ -5879,70 +5942,71 @@
                 </w:tcPr>
                 <w:p>
                   <w:pPr>
-                    <w:rPr>
-                      <w:color w:val="000000" w:themeColor="text1"/>
-                    </w:rPr>
-                  </w:pPr>
-                </w:p>
-              </w:tc>
-              <w:tc>
-                <w:tcPr>
-                  <w:tcW w:w="8789" w:type="dxa"/>
-                  <w:gridSpan w:val="2"/>
-                  <w:tcMar>
-                    <w:left w:w="0" w:type="dxa"/>
-                    <w:right w:w="0" w:type="dxa"/>
-                  </w:tcMar>
-                </w:tcPr>
-                <w:p>
-                  <w:pPr>
-                    <w:spacing w:after="100" w:afterAutospacing="1"/>
-                    <w:rPr>
-                      <w:rFonts w:ascii="Calibri" w:hAnsi="Calibri" w:cs="Calibri"/>
-                      <w:b/>
-                      <w:bCs/>
-                      <w:color w:val="000000" w:themeColor="text1"/>
-                      <w:sz w:val="24"/>
-                      <w:szCs w:val="24"/>
-                    </w:rPr>
-                  </w:pPr>
-                  <w:r>
-                    <w:rPr>
-                      <w:rFonts w:ascii="Calibri" w:hAnsi="Calibri" w:cs="Calibri"/>
-                      <w:b/>
-                      <w:bCs/>
-                      <w:color w:val="000000" w:themeColor="text1"/>
-                      <w:sz w:val="24"/>
-                      <w:szCs w:val="24"/>
-                    </w:rPr>
-                    <w:t xml:space="preserve">  </w:t>
-                  </w:r>
-                  <w:r>
-                    <w:rPr>
-                      <w:rFonts w:ascii="Calibri" w:hAnsi="Calibri" w:cs="Calibri"/>
-                      <w:b/>
-                      <w:bCs/>
-                      <w:color w:val="000000" w:themeColor="text1"/>
-                      <w:sz w:val="24"/>
-                      <w:szCs w:val="24"/>
-                    </w:rPr>
-                    <w:t>Technologies:</w:t>
-                  </w:r>
-                </w:p>
-              </w:tc>
-              <w:tc>
-                <w:tcPr>
-                  <w:tcW w:w="2568" w:type="dxa"/>
-                </w:tcPr>
-                <w:p>
-                  <w:pPr>
-                    <w:rPr>
-                      <w:rFonts w:ascii="Calibri" w:hAnsi="Calibri" w:cs="Calibri"/>
-                      <w:color w:val="000000" w:themeColor="text1"/>
-                      <w:sz w:val="24"/>
-                      <w:szCs w:val="24"/>
-                    </w:rPr>
-                  </w:pPr>
+                    <w:pStyle w:val="ListParagraph"/>
+                    <w:numPr>
+                      <w:ilvl w:val="0"/>
+                      <w:numId w:val="10"/>
+                    </w:numPr>
+                    <w:jc w:val="both"/>
+                    <w:rPr>
+                      <w:color w:val="000000" w:themeColor="text1"/>
+                    </w:rPr>
+                  </w:pPr>
+                </w:p>
+              </w:tc>
+              <w:tc>
+                <w:tcPr>
+                  <w:tcW w:w="11357" w:type="dxa"/>
+                  <w:gridSpan w:val="3"/>
+                  <w:tcMar>
+                    <w:left w:w="0" w:type="dxa"/>
+                    <w:right w:w="0" w:type="dxa"/>
+                  </w:tcMar>
+                </w:tcPr>
+                <w:p>
+                  <w:pPr>
+                    <w:pStyle w:val="ListParagraph"/>
+                    <w:numPr>
+                      <w:ilvl w:val="0"/>
+                      <w:numId w:val="10"/>
+                    </w:numPr>
+                    <w:ind w:left="356"/>
+                    <w:rPr>
+                      <w:rFonts w:ascii="Calibri" w:hAnsi="Calibri" w:cs="Calibri"/>
+                      <w:color w:val="000000" w:themeColor="text1"/>
+                      <w:sz w:val="24"/>
+                      <w:szCs w:val="24"/>
+                    </w:rPr>
+                  </w:pPr>
+                  <w:r>
+                    <w:rPr>
+                      <w:rFonts w:ascii="Calibri" w:hAnsi="Calibri" w:cs="Calibri"/>
+                      <w:color w:val="000000" w:themeColor="text1"/>
+                      <w:sz w:val="24"/>
+                      <w:szCs w:val="24"/>
+                    </w:rPr>
+                    <w:t xml:space="preserve">Ensured </w:t>
+                  </w:r>
+                  <w:r>
+                    <w:rPr>
+                      <w:rFonts w:ascii="Calibri" w:hAnsi="Calibri" w:cs="Calibri"/>
+                      <w:b/>
+                      <w:bCs/>
+                      <w:color w:val="000000" w:themeColor="text1"/>
+                      <w:sz w:val="24"/>
+                      <w:szCs w:val="24"/>
+                    </w:rPr>
+                    <w:t>continuous optimization of system performance and project outcomes</w:t>
+                  </w:r>
+                  <w:r>
+                    <w:rPr>
+                      <w:rFonts w:ascii="Calibri" w:hAnsi="Calibri" w:cs="Calibri"/>
+                      <w:color w:val="000000" w:themeColor="text1"/>
+                      <w:sz w:val="24"/>
+                      <w:szCs w:val="24"/>
+                    </w:rPr>
+                    <w:t xml:space="preserve"> across multiple initiatives.</w:t>
+                  </w:r>
                 </w:p>
               </w:tc>
             </w:tr>
@@ -5970,6 +6034,89 @@
               </w:tc>
               <w:tc>
                 <w:tcPr>
+                  <w:tcW w:w="8789" w:type="dxa"/>
+                  <w:gridSpan w:val="2"/>
+                  <w:tcMar>
+                    <w:left w:w="0" w:type="dxa"/>
+                    <w:right w:w="0" w:type="dxa"/>
+                  </w:tcMar>
+                </w:tcPr>
+                <w:p>
+                  <w:pPr>
+                    <w:spacing w:after="100" w:afterAutospacing="1"/>
+                    <w:rPr>
+                      <w:rFonts w:ascii="Calibri" w:hAnsi="Calibri" w:cs="Calibri"/>
+                      <w:b/>
+                      <w:bCs/>
+                      <w:color w:val="000000" w:themeColor="text1"/>
+                      <w:sz w:val="24"/>
+                      <w:szCs w:val="24"/>
+                    </w:rPr>
+                  </w:pPr>
+                  <w:r>
+                    <w:rPr>
+                      <w:rFonts w:ascii="Calibri" w:hAnsi="Calibri" w:cs="Calibri"/>
+                      <w:b/>
+                      <w:bCs/>
+                      <w:color w:val="000000" w:themeColor="text1"/>
+                      <w:sz w:val="24"/>
+                      <w:szCs w:val="24"/>
+                    </w:rPr>
+                    <w:t xml:space="preserve">  </w:t>
+                  </w:r>
+                  <w:r>
+                    <w:rPr>
+                      <w:rFonts w:ascii="Calibri" w:hAnsi="Calibri" w:cs="Calibri"/>
+                      <w:b/>
+                      <w:bCs/>
+                      <w:color w:val="000000" w:themeColor="text1"/>
+                      <w:sz w:val="24"/>
+                      <w:szCs w:val="24"/>
+                    </w:rPr>
+                    <w:t>Technologies:</w:t>
+                  </w:r>
+                </w:p>
+              </w:tc>
+              <w:tc>
+                <w:tcPr>
+                  <w:tcW w:w="2568" w:type="dxa"/>
+                </w:tcPr>
+                <w:p>
+                  <w:pPr>
+                    <w:rPr>
+                      <w:rFonts w:ascii="Calibri" w:hAnsi="Calibri" w:cs="Calibri"/>
+                      <w:color w:val="000000" w:themeColor="text1"/>
+                      <w:sz w:val="24"/>
+                      <w:szCs w:val="24"/>
+                    </w:rPr>
+                  </w:pPr>
+                </w:p>
+              </w:tc>
+            </w:tr>
+            <w:tr>
+              <w:trPr>
+                <w:gridAfter w:val="1"/>
+                <w:wAfter w:w="3144" w:type="dxa"/>
+                <w:trHeight w:val="176"/>
+              </w:trPr>
+              <w:tc>
+                <w:tcPr>
+                  <w:tcW w:w="238" w:type="dxa"/>
+                  <w:tcMar>
+                    <w:left w:w="0" w:type="dxa"/>
+                    <w:right w:w="0" w:type="dxa"/>
+                  </w:tcMar>
+                </w:tcPr>
+                <w:p>
+                  <w:pPr>
+                    <w:rPr>
+                      <w:color w:val="000000" w:themeColor="text1"/>
+                    </w:rPr>
+                  </w:pPr>
+                </w:p>
+              </w:tc>
+              <w:tc>
+                <w:tcPr>
                   <w:tcW w:w="11357" w:type="dxa"/>
                   <w:gridSpan w:val="3"/>
                   <w:tcBorders>
@@ -6005,74 +6152,17 @@
                       <w:sz w:val="24"/>
                       <w:szCs w:val="24"/>
                     </w:rPr>
-                    <w:t xml:space="preserve">  </w:t>
-                  </w:r>
-                  <w:r>
-                    <w:rPr>
-                      <w:rFonts w:ascii="Calibri" w:hAnsi="Calibri" w:cs="Calibri"/>
-                      <w:color w:val="000000" w:themeColor="text1"/>
-                      <w:sz w:val="24"/>
-                      <w:szCs w:val="24"/>
-                    </w:rPr>
-                    <w:t xml:space="preserve">.Net Core, Python, NodeJS, </w:t>
-                  </w:r>
-                  <w:r>
-                    <w:rPr>
-                      <w:rFonts w:ascii="Calibri" w:hAnsi="Calibri" w:cs="Calibri"/>
-                      <w:color w:val="000000" w:themeColor="text1"/>
-                      <w:sz w:val="24"/>
-                      <w:szCs w:val="24"/>
-                    </w:rPr>
-                    <w:t xml:space="preserve">React </w:t>
-                  </w:r>
-                  <w:proofErr w:type="gramStart"/>
-                  <w:r>
-                    <w:rPr>
-                      <w:rFonts w:ascii="Calibri" w:hAnsi="Calibri" w:cs="Calibri"/>
-                      <w:color w:val="000000" w:themeColor="text1"/>
-                      <w:sz w:val="24"/>
-                      <w:szCs w:val="24"/>
-                    </w:rPr>
-                    <w:t>Native</w:t>
-                  </w:r>
-                  <w:proofErr w:type="gramEnd"/>
-                  <w:r>
-                    <w:rPr>
-                      <w:rFonts w:ascii="Calibri" w:hAnsi="Calibri" w:cs="Calibri"/>
-                      <w:color w:val="000000" w:themeColor="text1"/>
-                      <w:sz w:val="24"/>
-                      <w:szCs w:val="24"/>
-                    </w:rPr>
-                    <w:t xml:space="preserve">, React, Angular, </w:t>
-                  </w:r>
-                  <w:r>
-                    <w:rPr>
-                      <w:rFonts w:ascii="Calibri" w:hAnsi="Calibri" w:cs="Calibri"/>
-                      <w:color w:val="000000" w:themeColor="text1"/>
-                      <w:sz w:val="24"/>
-                      <w:szCs w:val="24"/>
-                    </w:rPr>
-                    <w:t>Power Apps, Power Automate, Office 365</w:t>
-                  </w:r>
-                  <w:r>
-                    <w:rPr>
-                      <w:rFonts w:ascii="Calibri" w:hAnsi="Calibri" w:cs="Calibri"/>
-                      <w:color w:val="000000" w:themeColor="text1"/>
-                      <w:sz w:val="24"/>
-                      <w:szCs w:val="24"/>
-                    </w:rPr>
-                    <w:t>, Machine Learning, Kafka, RabbitMQ, Azure, CI/CD, MongoDB, SQL Server, Docker, Kubernetes</w:t>
-                  </w:r>
-                </w:p>
-                <w:p>
-                  <w:pPr>
-                    <w:rPr>
-                      <w:rFonts w:ascii="Calibri" w:hAnsi="Calibri" w:cs="Calibri"/>
-                      <w:color w:val="000000" w:themeColor="text1"/>
-                      <w:sz w:val="24"/>
-                      <w:szCs w:val="24"/>
-                    </w:rPr>
-                  </w:pPr>
+                    <w:t xml:space="preserve"> </w:t>
+                  </w:r>
+                  <w:r>
+                    <w:rPr>
+                      <w:rFonts w:ascii="Calibri" w:hAnsi="Calibri" w:cs="Calibri"/>
+                      <w:color w:val="000000" w:themeColor="text1"/>
+                      <w:sz w:val="24"/>
+                      <w:szCs w:val="24"/>
+                    </w:rPr>
+                    <w:t>AWS (EC2, S3, RDS, Lambda, VPC), Azure, Microservices Architecture, Event-Driven Architecture, REST APIs, .NET Core, Node.js, Python, React, Angular, React Native, SQL Server, MongoDB, Kafka, RabbitMQ, Docker, Kubernetes, CI/CD (Azure DevOps), Power Apps, Power Automate, Machine Learning</w:t>
+                  </w:r>
                 </w:p>
               </w:tc>
             </w:tr>
@@ -6239,10 +6329,10 @@
                       <w:color w:val="000000" w:themeColor="text1"/>
                     </w:rPr>
                     <w:object w:dxaOrig="2895" w:dyaOrig="1425" w14:anchorId="437A89EC">
-                      <v:shape id="_x0000_i1027" type="#_x0000_t75" style="width:115.55pt;height:43.55pt" o:ole="">
+                      <v:shape id="_x0000_i1027" type="#_x0000_t75" style="width:115.5pt;height:43.5pt" o:ole="">
                         <v:imagedata r:id="rId12" o:title=""/>
                       </v:shape>
-                      <o:OLEObject Type="Embed" ProgID="PBrush" ShapeID="_x0000_i1027" DrawAspect="Content" ObjectID="_1827981929" r:id="rId13"/>
+                      <o:OLEObject Type="Embed" ProgID="PBrush" ShapeID="_x0000_i1027" DrawAspect="Content" ObjectID="_1835256433" r:id="rId13"/>
                     </w:object>
                   </w:r>
                 </w:p>
@@ -6994,6 +7084,15 @@
                       <w:szCs w:val="24"/>
                     </w:rPr>
                     <w:t xml:space="preserve">     </w:t>
+                  </w:r>
+                  <w:r>
+                    <w:rPr>
+                      <w:rFonts w:ascii="Calibri" w:hAnsi="Calibri" w:cs="Calibri"/>
+                      <w:color w:val="000000" w:themeColor="text1"/>
+                      <w:sz w:val="24"/>
+                      <w:szCs w:val="24"/>
+                    </w:rPr>
+                    <w:t xml:space="preserve">Azure, AWS, </w:t>
                   </w:r>
                   <w:r>
                     <w:rPr>
@@ -10151,6 +10250,102 @@
                       <w:szCs w:val="24"/>
                     </w:rPr>
                   </w:pPr>
+                </w:p>
+              </w:tc>
+              <w:tc>
+                <w:tcPr>
+                  <w:tcW w:w="11357" w:type="dxa"/>
+                  <w:gridSpan w:val="3"/>
+                  <w:tcBorders>
+                    <w:bottom w:val="nil"/>
+                  </w:tcBorders>
+                  <w:tcMar>
+                    <w:left w:w="0" w:type="dxa"/>
+                    <w:right w:w="0" w:type="dxa"/>
+                  </w:tcMar>
+                </w:tcPr>
+                <w:p>
+                  <w:pPr>
+                    <w:rPr>
+                      <w:rFonts w:ascii="Calibri" w:hAnsi="Calibri" w:cs="Calibri"/>
+                      <w:b/>
+                      <w:bCs/>
+                      <w:color w:val="000000" w:themeColor="text1"/>
+                    </w:rPr>
+                  </w:pPr>
+                  <w:r>
+                    <w:rPr>
+                      <w:rFonts w:ascii="Calibri" w:hAnsi="Calibri" w:cs="Calibri"/>
+                      <w:b/>
+                      <w:bCs/>
+                      <w:color w:val="000000" w:themeColor="text1"/>
+                    </w:rPr>
+                    <w:t xml:space="preserve">  </w:t>
+                  </w:r>
+                  <w:r>
+                    <w:rPr>
+                      <w:rFonts w:ascii="Calibri" w:hAnsi="Calibri" w:cs="Calibri"/>
+                      <w:b/>
+                      <w:bCs/>
+                      <w:color w:val="000000" w:themeColor="text1"/>
+                    </w:rPr>
+                    <w:t>AWS Certified Solutions Architect – Associate (SAA-C03)</w:t>
+                  </w:r>
+                  <w:r>
+                    <w:rPr>
+                      <w:rFonts w:ascii="Calibri" w:hAnsi="Calibri" w:cs="Calibri"/>
+                      <w:b/>
+                      <w:bCs/>
+                      <w:color w:val="000000" w:themeColor="text1"/>
+                    </w:rPr>
+                    <w:t xml:space="preserve">, </w:t>
+                  </w:r>
+                  <w:r>
+                    <w:rPr>
+                      <w:rFonts w:ascii="Calibri" w:hAnsi="Calibri" w:cs="Calibri"/>
+                      <w:color w:val="4472C4" w:themeColor="accent1"/>
+                    </w:rPr>
+                    <w:t>AWS</w:t>
+                  </w:r>
+                </w:p>
+              </w:tc>
+              <w:tc>
+                <w:tcPr>
+                  <w:tcW w:w="3144" w:type="dxa"/>
+                </w:tcPr>
+                <w:p>
+                  <w:pPr>
+                    <w:widowControl/>
+                    <w:autoSpaceDE/>
+                    <w:autoSpaceDN/>
+                    <w:adjustRightInd/>
+                  </w:pPr>
+                </w:p>
+              </w:tc>
+            </w:tr>
+            <w:tr>
+              <w:trPr>
+                <w:trHeight w:val="176"/>
+              </w:trPr>
+              <w:tc>
+                <w:tcPr>
+                  <w:tcW w:w="238" w:type="dxa"/>
+                  <w:tcBorders>
+                    <w:bottom w:val="nil"/>
+                  </w:tcBorders>
+                  <w:tcMar>
+                    <w:left w:w="0" w:type="dxa"/>
+                    <w:right w:w="0" w:type="dxa"/>
+                  </w:tcMar>
+                </w:tcPr>
+                <w:p>
+                  <w:pPr>
+                    <w:rPr>
+                      <w:color w:val="000000" w:themeColor="text1"/>
+                      <w:sz w:val="24"/>
+                      <w:szCs w:val="24"/>
+                    </w:rPr>
+                  </w:pPr>
                   <w:r>
                     <w:rPr>
                       <w:color w:val="000000" w:themeColor="text1"/>
@@ -11131,7 +11326,7 @@
   </w:numPicBullet>
   <w:numPicBullet w:numPicBulletId="1">
     <w:pict>
-      <v:shape id="Picture 1297705381" o:spid="_x0000_i1026" type="#_x0000_t75" style="width:12.55pt;height:12.55pt;visibility:visible;mso-wrap-style:square" o:bullet="t">
+      <v:shape id="Picture 1297705381" o:spid="_x0000_i1026" type="#_x0000_t75" style="width:12.75pt;height:12.75pt;visibility:visible;mso-wrap-style:square" o:bullet="t">
         <v:imagedata r:id="rId2" o:title=""/>
       </v:shape>
     </w:pict>
